--- a/mokdong3/2fin/word/md3s2_L8_test_exam.docx
+++ b/mokdong3/2fin/word/md3s2_L8_test_exam.docx
@@ -55,7 +55,7 @@
           <w:sz w:val="17"/>
           <w:u w:val="none"/>
         </w:rPr>
-        <w:t>배점: 4점 12문항(1·3·5·6·9·10·12·14·16·17·18·19번) / 3점 8문항 · 「있는 대로」 복수정답 4문항(3·10·14·17번) · 서술형 5문항(8·13·16·18·19번)</w:t>
+        <w:t>배점: 4점 12문항(1·3·5·6·9·10·12·14·16·17·18·19번) / 3점 8문항 · 「있는 대로」 복수정답 4문항(3·10·14·17번) · 서술형 5문항(8·13·16·18·19번) · 2026-10-19 프린트 8-⑤⑥ 반영: 4번을 what vs that 문항으로 교체</w:t>
       </w:r>
     </w:p>
     <w:p>
@@ -733,7 +733,43 @@
           <w:sz w:val="20"/>
           <w:u w:val="none"/>
         </w:rPr>
-        <w:t xml:space="preserve">윗글의 밑줄 친 ⓔ symbolic의 의미로 가장 알맞은 것은? </w:t>
+        <w:t xml:space="preserve">윗글의 밑줄 친 ⓑ that을 what으로 바꿔 쓸 수 </w:t>
+      </w:r>
+      <w:r>
+        <w:rPr>
+          <w:b/>
+          <w:i w:val="0"/>
+          <w:sz w:val="20"/>
+          <w:u w:val="none"/>
+        </w:rPr>
+        <w:t>없다</w:t>
+      </w:r>
+      <w:r>
+        <w:rPr>
+          <w:b w:val="0"/>
+          <w:i w:val="0"/>
+          <w:sz w:val="20"/>
+          <w:u w:val="none"/>
+        </w:rPr>
+        <w:t xml:space="preserve">. 다음 중 빈칸에 </w:t>
+      </w:r>
+      <w:r>
+        <w:rPr>
+          <w:b/>
+          <w:i w:val="0"/>
+          <w:sz w:val="20"/>
+          <w:u w:val="none"/>
+        </w:rPr>
+        <w:t>what</w:t>
+      </w:r>
+      <w:r>
+        <w:rPr>
+          <w:b w:val="0"/>
+          <w:i w:val="0"/>
+          <w:sz w:val="20"/>
+          <w:u w:val="none"/>
+        </w:rPr>
+        <w:t xml:space="preserve">이 들어가는 것은? </w:t>
       </w:r>
       <w:r>
         <w:rPr>
@@ -747,7 +783,7 @@
     </w:p>
     <w:p>
       <w:pPr>
-        <w:spacing w:after="30"/>
+        <w:spacing w:after="10"/>
         <w:ind w:left="170"/>
       </w:pPr>
       <w:r>
@@ -757,7 +793,85 @@
           <w:sz w:val="20"/>
           <w:u w:val="none"/>
         </w:rPr>
-        <w:t>① 장식적인    ② 상징적인    ③ 실용적인    ④ 전통적인    ⑤ 현실적인</w:t>
+        <w:t>① It is a type of folk painting ____ was popular in the late Joseon dynasty.</w:t>
+      </w:r>
+    </w:p>
+    <w:p>
+      <w:pPr>
+        <w:spacing w:after="10"/>
+        <w:ind w:left="170"/>
+      </w:pPr>
+      <w:r>
+        <w:rPr>
+          <w:b w:val="0"/>
+          <w:i w:val="0"/>
+          <w:sz w:val="20"/>
+          <w:u w:val="none"/>
+        </w:rPr>
+        <w:t>② They represent the values ____ were important to people.</w:t>
+      </w:r>
+    </w:p>
+    <w:p>
+      <w:pPr>
+        <w:spacing w:after="10"/>
+        <w:ind w:left="170"/>
+      </w:pPr>
+      <w:r>
+        <w:rPr>
+          <w:b w:val="0"/>
+          <w:i w:val="0"/>
+          <w:sz w:val="20"/>
+          <w:u w:val="none"/>
+        </w:rPr>
+        <w:t>③ Munjado was a study tool ____ taught children the importance of harmony.</w:t>
+      </w:r>
+    </w:p>
+    <w:p>
+      <w:pPr>
+        <w:spacing w:after="10"/>
+        <w:ind w:left="170"/>
+      </w:pPr>
+      <w:r>
+        <w:rPr>
+          <w:b w:val="0"/>
+          <w:i w:val="0"/>
+          <w:sz w:val="20"/>
+          <w:u w:val="none"/>
+        </w:rPr>
+        <w:t xml:space="preserve">④ Do you know ____ the carp in the painting of </w:t>
+      </w:r>
+      <w:r>
+        <w:rPr>
+          <w:b w:val="0"/>
+          <w:i/>
+          <w:sz w:val="20"/>
+          <w:u w:val="none"/>
+        </w:rPr>
+        <w:t>hyo</w:t>
+      </w:r>
+      <w:r>
+        <w:rPr>
+          <w:b w:val="0"/>
+          <w:i w:val="0"/>
+          <w:sz w:val="20"/>
+          <w:u w:val="none"/>
+        </w:rPr>
+        <w:t xml:space="preserve"> symbolizes?</w:t>
+      </w:r>
+    </w:p>
+    <w:p>
+      <w:pPr>
+        <w:spacing w:after="10"/>
+        <w:ind w:left="170"/>
+      </w:pPr>
+      <w:r>
+        <w:rPr>
+          <w:b w:val="0"/>
+          <w:i w:val="0"/>
+          <w:sz w:val="20"/>
+          <w:u w:val="none"/>
+        </w:rPr>
+        <w:t>⑤ This is the old story ____ made carp a symbol of respect for parents.</w:t>
       </w:r>
     </w:p>
     <w:p>
@@ -2855,7 +2969,7 @@
           <w:sz w:val="18"/>
           <w:u w:val="none"/>
         </w:rPr>
-        <w:t xml:space="preserve"> ②</w:t>
+        <w:t xml:space="preserve"> ④</w:t>
       </w:r>
       <w:r>
         <w:rPr>

--- a/mokdong3/2fin/word/md3s2_L8_test_exam.docx
+++ b/mokdong3/2fin/word/md3s2_L8_test_exam.docx
@@ -2389,7 +2389,7 @@
           <w:sz w:val="20"/>
           <w:u w:val="none"/>
         </w:rPr>
-        <w:t>( it / was / impossible / for / of / him / to catch / any fish )</w:t>
+        <w:t>( was / him / any fish / of / to catch / it / for / impossible )</w:t>
       </w:r>
     </w:p>
     <w:p>

--- a/mokdong3/2fin/word/md3s2_L8_test_exam.docx
+++ b/mokdong3/2fin/word/md3s2_L8_test_exam.docx
@@ -19,10 +19,10 @@
     </w:p>
     <w:p>
       <w:pPr>
-        <w:spacing w:after="80"/>
         <w:pBdr>
           <w:bottom w:val="single" w:sz="8" w:space="2" w:color="1F3864"/>
         </w:pBdr>
+        <w:spacing w:after="80"/>
       </w:pPr>
       <w:r>
         <w:rPr>
@@ -75,13 +75,13 @@
     </w:p>
     <w:p>
       <w:pPr>
-        <w:spacing w:after="60"/>
         <w:pBdr>
           <w:top w:val="single" w:sz="4" w:space="3" w:color="9AA9C2"/>
           <w:left w:val="single" w:sz="4" w:space="3" w:color="9AA9C2"/>
           <w:bottom w:val="single" w:sz="4" w:space="3" w:color="9AA9C2"/>
           <w:right w:val="single" w:sz="4" w:space="3" w:color="9AA9C2"/>
         </w:pBdr>
+        <w:spacing w:after="60"/>
         <w:ind w:left="57" w:right="57"/>
       </w:pPr>
       <w:r>
@@ -1107,13 +1107,13 @@
     </w:p>
     <w:p>
       <w:pPr>
-        <w:spacing w:after="60"/>
         <w:pBdr>
           <w:top w:val="single" w:sz="4" w:space="3" w:color="9AA9C2"/>
           <w:left w:val="single" w:sz="4" w:space="3" w:color="9AA9C2"/>
           <w:bottom w:val="single" w:sz="4" w:space="3" w:color="9AA9C2"/>
           <w:right w:val="single" w:sz="4" w:space="3" w:color="9AA9C2"/>
         </w:pBdr>
+        <w:spacing w:after="60"/>
         <w:ind w:left="57" w:right="57"/>
       </w:pPr>
       <w:r>
@@ -1323,8 +1323,6 @@
     </w:p>
     <w:p>
       <w:pPr>
-        <w:spacing w:after="30"/>
-        <w:ind w:left="57" w:right="57"/>
         <w:pBdr>
           <w:top w:val="single" w:sz="4" w:space="3" w:color="8DA2C4"/>
           <w:left w:val="single" w:sz="4" w:space="3" w:color="8DA2C4"/>
@@ -1332,6 +1330,8 @@
           <w:right w:val="single" w:sz="4" w:space="3" w:color="8DA2C4"/>
         </w:pBdr>
         <w:shd w:val="clear" w:color="auto" w:fill="F7F9FC"/>
+        <w:spacing w:after="30"/>
+        <w:ind w:left="57" w:right="57"/>
       </w:pPr>
       <w:r>
         <w:rPr>
@@ -1753,13 +1753,13 @@
     </w:p>
     <w:p>
       <w:pPr>
-        <w:spacing w:after="60"/>
         <w:pBdr>
           <w:top w:val="single" w:sz="4" w:space="3" w:color="9AA9C2"/>
           <w:left w:val="single" w:sz="4" w:space="3" w:color="9AA9C2"/>
           <w:bottom w:val="single" w:sz="4" w:space="3" w:color="9AA9C2"/>
           <w:right w:val="single" w:sz="4" w:space="3" w:color="9AA9C2"/>
         </w:pBdr>
+        <w:spacing w:after="60"/>
         <w:ind w:left="57" w:right="57"/>
       </w:pPr>
       <w:r>
@@ -2047,8 +2047,6 @@
     </w:p>
     <w:p>
       <w:pPr>
-        <w:spacing w:after="30"/>
-        <w:ind w:left="57" w:right="57"/>
         <w:pBdr>
           <w:top w:val="single" w:sz="4" w:space="3" w:color="8DA2C4"/>
           <w:left w:val="single" w:sz="4" w:space="3" w:color="8DA2C4"/>
@@ -2056,6 +2054,8 @@
           <w:right w:val="single" w:sz="4" w:space="3" w:color="8DA2C4"/>
         </w:pBdr>
         <w:shd w:val="clear" w:color="auto" w:fill="F7F9FC"/>
+        <w:spacing w:after="30"/>
+        <w:ind w:left="57" w:right="57"/>
       </w:pPr>
       <w:r>
         <w:rPr>
@@ -2360,8 +2360,6 @@
     </w:p>
     <w:p>
       <w:pPr>
-        <w:spacing w:after="30"/>
-        <w:ind w:left="57" w:right="57"/>
         <w:pBdr>
           <w:top w:val="single" w:sz="4" w:space="3" w:color="8DA2C4"/>
           <w:left w:val="single" w:sz="4" w:space="3" w:color="8DA2C4"/>
@@ -2369,6 +2367,8 @@
           <w:right w:val="single" w:sz="4" w:space="3" w:color="8DA2C4"/>
         </w:pBdr>
         <w:shd w:val="clear" w:color="auto" w:fill="F7F9FC"/>
+        <w:spacing w:after="30"/>
+        <w:ind w:left="57" w:right="57"/>
       </w:pPr>
       <w:r>
         <w:rPr>
@@ -2586,8 +2586,6 @@
     </w:p>
     <w:p>
       <w:pPr>
-        <w:spacing w:after="30"/>
-        <w:ind w:left="57" w:right="57"/>
         <w:pBdr>
           <w:top w:val="single" w:sz="4" w:space="3" w:color="8DA2C4"/>
           <w:left w:val="single" w:sz="4" w:space="3" w:color="8DA2C4"/>
@@ -2595,6 +2593,8 @@
           <w:right w:val="single" w:sz="4" w:space="3" w:color="8DA2C4"/>
         </w:pBdr>
         <w:shd w:val="clear" w:color="auto" w:fill="F7F9FC"/>
+        <w:spacing w:after="30"/>
+        <w:ind w:left="57" w:right="57"/>
       </w:pPr>
       <w:r>
         <w:rPr>
@@ -2692,8 +2692,6 @@
     </w:p>
     <w:p>
       <w:pPr>
-        <w:spacing w:after="30"/>
-        <w:ind w:left="57" w:right="57"/>
         <w:pBdr>
           <w:top w:val="single" w:sz="4" w:space="3" w:color="8DA2C4"/>
           <w:left w:val="single" w:sz="4" w:space="3" w:color="8DA2C4"/>
@@ -2701,6 +2699,8 @@
           <w:right w:val="single" w:sz="4" w:space="3" w:color="8DA2C4"/>
         </w:pBdr>
         <w:shd w:val="clear" w:color="auto" w:fill="F7F9FC"/>
+        <w:spacing w:after="30"/>
+        <w:ind w:left="57" w:right="57"/>
       </w:pPr>
       <w:r>
         <w:rPr>
@@ -2841,8 +2841,8 @@
           <w:type w:val="continuous"/>
           <w:pgSz w:w="11906" w:h="16838"/>
           <w:pgMar w:top="680" w:right="794" w:bottom="624" w:left="794" w:header="720" w:footer="720" w:gutter="0"/>
+          <w:cols w:num="2" w:space="396" w:sep="1"/>
           <w:docGrid w:linePitch="360"/>
-          <w:cols w:num="2" w:space="396" w:sep="1"/>
         </w:sectPr>
       </w:pPr>
     </w:p>
@@ -3439,8 +3439,8 @@
     <w:sectPr>
       <w:pgSz w:w="11906" w:h="16838"/>
       <w:pgMar w:top="680" w:right="794" w:bottom="624" w:left="794" w:header="720" w:footer="720" w:gutter="0"/>
+      <w:cols w:num="1" w:space="396"/>
       <w:docGrid w:linePitch="360"/>
-      <w:cols w:num="1" w:space="396"/>
     </w:sectPr>
   </w:body>
 </w:document>
